--- a/data_store/word/Cột mốc quan trọng của bé.docx
+++ b/data_store/word/Cột mốc quan trọng của bé.docx
@@ -300,61 +300,7 @@
         <w:t xml:space="preserve"> hơn so với độ tuổi của mình.</w:t>
       </w:r>
     </w:p>
-    <w:p>
-      <w:r>
-        <w:rPr>
-          <w:noProof/>
-        </w:rPr>
-        <w:drawing>
-          <wp:inline distT="0" distB="0" distL="0" distR="0">
-            <wp:extent cx="9526270" cy="5004435"/>
-            <wp:effectExtent l="0" t="0" r="0" b="5715"/>
-            <wp:docPr id="2" name="Picture 2" descr="&#10;Trẻ có thể nằm sấp khi ở tháng tuổi thứ 5&#10;"/>
-            <wp:cNvGraphicFramePr>
-              <a:graphicFrameLocks xmlns:a="http://schemas.openxmlformats.org/drawingml/2006/main" noChangeAspect="1"/>
-            </wp:cNvGraphicFramePr>
-            <a:graphic xmlns:a="http://schemas.openxmlformats.org/drawingml/2006/main">
-              <a:graphicData uri="http://schemas.openxmlformats.org/drawingml/2006/picture">
-                <pic:pic xmlns:pic="http://schemas.openxmlformats.org/drawingml/2006/picture">
-                  <pic:nvPicPr>
-                    <pic:cNvPr id="0" name="Picture 2" descr="&#10;Trẻ có thể nằm sấp khi ở tháng tuổi thứ 5&#10;"/>
-                    <pic:cNvPicPr>
-                      <a:picLocks noChangeAspect="1" noChangeArrowheads="1"/>
-                    </pic:cNvPicPr>
-                  </pic:nvPicPr>
-                  <pic:blipFill>
-                    <a:blip r:embed="rId13">
-                      <a:extLst>
-                        <a:ext uri="{28A0092B-C50C-407E-A947-70E740481C1C}">
-                          <a14:useLocalDpi xmlns:a14="http://schemas.microsoft.com/office/drawing/2010/main" val="0"/>
-                        </a:ext>
-                      </a:extLst>
-                    </a:blip>
-                    <a:srcRect/>
-                    <a:stretch>
-                      <a:fillRect/>
-                    </a:stretch>
-                  </pic:blipFill>
-                  <pic:spPr bwMode="auto">
-                    <a:xfrm>
-                      <a:off x="0" y="0"/>
-                      <a:ext cx="9526270" cy="5004435"/>
-                    </a:xfrm>
-                    <a:prstGeom prst="rect">
-                      <a:avLst/>
-                    </a:prstGeom>
-                    <a:noFill/>
-                    <a:ln>
-                      <a:noFill/>
-                    </a:ln>
-                  </pic:spPr>
-                </pic:pic>
-              </a:graphicData>
-            </a:graphic>
-          </wp:inline>
-        </w:drawing>
-      </w:r>
-    </w:p>
+    <w:p/>
     <w:p>
       <w:r>
         <w:t xml:space="preserve">Trẻ có thể nằm sấp khi ở tháng tuổi thứ 5 </w:t>
@@ -365,11 +311,7 @@
         <w:pStyle w:val="NormalWeb"/>
       </w:pPr>
       <w:r>
-        <w:t xml:space="preserve">Trong khi một số trẻ chấp nhận hoạt động lăn lộn làm phương tiện di chuyển chính ở mặt đất trong một khoảng thời gian thì những trẻ khác có thể hoàn toàn bỏ qua và chuyển sang tư thế ngồi, lắc và bò. Miễn là trẻ tiếp tục đạt được các kỹ năng mới và tỏ ra thích thú với việc đi lại </w:t>
-      </w:r>
-      <w:r>
-        <w:lastRenderedPageBreak/>
-        <w:t>cũng như khám phá môi trường sống. Điều này hoàn toàn bình thường, và bạn cũng không nên quá lo lắng, nếu bé bỏ qua một bước hoạt động nào đó.</w:t>
+        <w:t>Trong khi một số trẻ chấp nhận hoạt động lăn lộn làm phương tiện di chuyển chính ở mặt đất trong một khoảng thời gian thì những trẻ khác có thể hoàn toàn bỏ qua và chuyển sang tư thế ngồi, lắc và bò. Miễn là trẻ tiếp tục đạt được các kỹ năng mới và tỏ ra thích thú với việc đi lại cũng như khám phá môi trường sống. Điều này hoàn toàn bình thường, và bạn cũng không nên quá lo lắng, nếu bé bỏ qua một bước hoạt động nào đó.</w:t>
       </w:r>
     </w:p>
     <w:p>
@@ -424,9 +366,13 @@
         <w:t>Trẻ sơ sinh</w:t>
       </w:r>
       <w:r>
-        <w:t xml:space="preserve"> phát triển các kỹ năng khác nhau. Ở một số trẻ, một số kỹ năng của chúng có thể phát triển nhanh hơn so với những trẻ khác. Và một số trẻ không bao giờ thực sự có khả năng lăn lộn và lật. Tuy nhiên, đối với </w:t>
-      </w:r>
-      <w:hyperlink r:id="rId14" w:history="1">
+        <w:t xml:space="preserve"> phát triển các kỹ năng khác nhau. Ở một số trẻ, một số kỹ năng của chúng có thể phát triển nhanh hơn so với những trẻ khác. Và một số trẻ không bao giờ thực sự có khả năng lăn </w:t>
+      </w:r>
+      <w:r>
+        <w:lastRenderedPageBreak/>
+        <w:t xml:space="preserve">lộn và lật. Tuy nhiên, đối với </w:t>
+      </w:r>
+      <w:hyperlink r:id="rId13" w:history="1">
         <w:r>
           <w:rPr>
             <w:rStyle w:val="Hyperlink"/>
@@ -440,62 +386,7 @@
         <w:t xml:space="preserve"> thì bạn nên nhớ rằng trẻ sinh non có thể đạt được mốc này và các mốc khác muộn hơn so với các bạn cùng tuổi.</w:t>
       </w:r>
     </w:p>
-    <w:p>
-      <w:r>
-        <w:rPr>
-          <w:noProof/>
-        </w:rPr>
-        <w:lastRenderedPageBreak/>
-        <w:drawing>
-          <wp:inline distT="0" distB="0" distL="0" distR="0">
-            <wp:extent cx="7140575" cy="4754880"/>
-            <wp:effectExtent l="0" t="0" r="3175" b="7620"/>
-            <wp:docPr id="1" name="Picture 1" descr="&#10;Cha mẹ nên đưa trẻ đến gặp bác sĩ chuyên khoa khi trẻ có những dấu hiệu bất thường&#10;"/>
-            <wp:cNvGraphicFramePr>
-              <a:graphicFrameLocks xmlns:a="http://schemas.openxmlformats.org/drawingml/2006/main" noChangeAspect="1"/>
-            </wp:cNvGraphicFramePr>
-            <a:graphic xmlns:a="http://schemas.openxmlformats.org/drawingml/2006/main">
-              <a:graphicData uri="http://schemas.openxmlformats.org/drawingml/2006/picture">
-                <pic:pic xmlns:pic="http://schemas.openxmlformats.org/drawingml/2006/picture">
-                  <pic:nvPicPr>
-                    <pic:cNvPr id="0" name="Picture 3" descr="&#10;Cha mẹ nên đưa trẻ đến gặp bác sĩ chuyên khoa khi trẻ có những dấu hiệu bất thường&#10;"/>
-                    <pic:cNvPicPr>
-                      <a:picLocks noChangeAspect="1" noChangeArrowheads="1"/>
-                    </pic:cNvPicPr>
-                  </pic:nvPicPr>
-                  <pic:blipFill>
-                    <a:blip r:embed="rId15">
-                      <a:extLst>
-                        <a:ext uri="{28A0092B-C50C-407E-A947-70E740481C1C}">
-                          <a14:useLocalDpi xmlns:a14="http://schemas.microsoft.com/office/drawing/2010/main" val="0"/>
-                        </a:ext>
-                      </a:extLst>
-                    </a:blip>
-                    <a:srcRect/>
-                    <a:stretch>
-                      <a:fillRect/>
-                    </a:stretch>
-                  </pic:blipFill>
-                  <pic:spPr bwMode="auto">
-                    <a:xfrm>
-                      <a:off x="0" y="0"/>
-                      <a:ext cx="7140575" cy="4754880"/>
-                    </a:xfrm>
-                    <a:prstGeom prst="rect">
-                      <a:avLst/>
-                    </a:prstGeom>
-                    <a:noFill/>
-                    <a:ln>
-                      <a:noFill/>
-                    </a:ln>
-                  </pic:spPr>
-                </pic:pic>
-              </a:graphicData>
-            </a:graphic>
-          </wp:inline>
-        </w:drawing>
-      </w:r>
-    </w:p>
+    <w:p/>
     <w:p>
       <w:r>
         <w:t xml:space="preserve">Cha mẹ nên đưa trẻ đến gặp bác sĩ chuyên khoa khi trẻ có những dấu hiệu bất thường </w:t>
@@ -513,10 +404,12 @@
       <w:pPr>
         <w:pStyle w:val="NormalWeb"/>
       </w:pPr>
+      <w:bookmarkStart w:id="0" w:name="_GoBack"/>
       <w:r>
         <w:t>Em bé của bạn đã phát triển các cơ ở chân, cổ, lưng và cánh tay trong khi tập lăn. Giờ đây, bé sẽ vận hành các cơ đó khi bé học cách ngồi và bò. Hầu hết trẻ sơ sinh đã thành thạo việc ngồi dậy vào khoảng từ 6 đến 8 tháng. Tuy nhiên, hoạt động bò của em bé có thể đến muộn hơn một chút.</w:t>
       </w:r>
     </w:p>
+    <w:bookmarkEnd w:id="0"/>
     <w:p>
       <w:pPr>
         <w:pStyle w:val="NormalWeb"/>
@@ -544,7 +437,7 @@
       <w:r>
         <w:t xml:space="preserve">Để đặt lịch khám tại viện, Quý khách vui lòng bấm số </w:t>
       </w:r>
-      <w:hyperlink r:id="rId16" w:anchor="modal-call-button')" w:history="1">
+      <w:hyperlink r:id="rId14" w:anchor="modal-call-button')" w:history="1">
         <w:r>
           <w:rPr>
             <w:rStyle w:val="Hyperlink"/>
@@ -555,7 +448,7 @@
       <w:r>
         <w:t xml:space="preserve"> hoặc đặt lịch trực tiếp </w:t>
       </w:r>
-      <w:hyperlink r:id="rId17" w:tgtFrame="_blank" w:history="1">
+      <w:hyperlink r:id="rId15" w:tgtFrame="_blank" w:history="1">
         <w:r>
           <w:rPr>
             <w:rStyle w:val="Hyperlink"/>
@@ -566,7 +459,7 @@
       <w:r>
         <w:t xml:space="preserve">. Tải và đặt lịch khám tự động trên ứng dụng </w:t>
       </w:r>
-      <w:hyperlink r:id="rId18" w:tgtFrame="_blank" w:history="1">
+      <w:hyperlink r:id="rId16" w:tgtFrame="_blank" w:history="1">
         <w:r>
           <w:rPr>
             <w:rStyle w:val="Hyperlink"/>
@@ -578,10 +471,7 @@
         <w:t xml:space="preserve"> để quản lý, theo dõi lịch và đặt hẹn mọi lúc mọi nơi ngay trên ứng dụng.</w:t>
       </w:r>
     </w:p>
-    <w:p>
-      <w:bookmarkStart w:id="0" w:name="_GoBack"/>
-      <w:bookmarkEnd w:id="0"/>
-    </w:p>
+    <w:p/>
     <w:sectPr>
       <w:pgSz w:w="12240" w:h="15840"/>
       <w:pgMar w:top="1440" w:right="1440" w:bottom="1440" w:left="1440" w:header="720" w:footer="720" w:gutter="0"/>
